--- a/public/templates/new-construction-rollout-agreement/template.docx
+++ b/public/templates/new-construction-rollout-agreement/template.docx
@@ -796,11 +796,13 @@
       </w:pPr>
       <w:r>
         <w:t>This Agreement may not be changed orally.</w:t>
+        <w:br w:type="page"/>
       </w:r>
     </w:p>
     <w:p>
       <w:pPr>
         <w:spacing w:before="200" w:after="200"/>
+        <w:jc w:val="center"/>
       </w:pPr>
       <w:r>
         <w:rPr>
@@ -812,6 +814,7 @@
     <w:p>
       <w:pPr>
         <w:spacing w:before="200" w:after="40"/>
+        <w:jc w:val="center"/>
       </w:pPr>
       <w:r>
         <w:rPr>
@@ -823,6 +826,7 @@
     <w:p>
       <w:pPr>
         <w:spacing w:after="40"/>
+        <w:jc w:val="center"/>
       </w:pPr>
       <w:r>
         <w:t>By: ________________________</w:t>
@@ -831,6 +835,7 @@
     <w:p>
       <w:pPr>
         <w:spacing w:after="40"/>
+        <w:jc w:val="center"/>
       </w:pPr>
       <w:r>
         <w:t>Its: ________________________</w:t>
@@ -838,7 +843,27 @@
     </w:p>
     <w:p>
       <w:pPr>
+        <w:jc w:val="center"/>
+      </w:pPr>
+      <w:r>
+        <w:rPr>
+          <w:b w:val="0"/>
+        </w:rPr>
+        <w:t>Date:</w:t>
+      </w:r>
+    </w:p>
+    <w:p>
+      <w:pPr>
+        <w:pBdr>
+          <w:bottom w:val="single" w:sz="6" w:space="6" w:color="C9A55C"/>
+        </w:pBdr>
+        <w:jc w:val="center"/>
+      </w:pPr>
+    </w:p>
+    <w:p>
+      <w:pPr>
         <w:spacing w:before="200" w:after="40"/>
+        <w:jc w:val="center"/>
       </w:pPr>
       <w:r>
         <w:rPr>
@@ -850,6 +875,7 @@
     <w:p>
       <w:pPr>
         <w:spacing w:after="40"/>
+        <w:jc w:val="center"/>
       </w:pPr>
       <w:r>
         <w:t>By: ________________________</w:t>
@@ -858,9 +884,21 @@
     <w:p>
       <w:pPr>
         <w:spacing w:after="40"/>
+        <w:jc w:val="center"/>
       </w:pPr>
       <w:r>
         <w:t>Its: President</w:t>
+      </w:r>
+    </w:p>
+    <w:p>
+      <w:pPr>
+        <w:jc w:val="center"/>
+      </w:pPr>
+      <w:r>
+        <w:rPr>
+          <w:b w:val="0"/>
+        </w:rPr>
+        <w:t>Date:</w:t>
       </w:r>
     </w:p>
     <w:p>
